--- a/ideas/HSMA_NVIDIA_Style_Architecture_Whitepaper.docx
+++ b/ideas/HSMA_NVIDIA_Style_Architecture_Whitepaper.docx
@@ -104,7 +104,7 @@
                 <w:color w:val="404040"/>
                 <w:sz w:val="21"/>
               </w:rPr>
-              <w:t>HSMA proposes a multi-level hierarchy that can demote raw KV into compressed neural state, semantic summaries, concept nodes, and a knowledge graph - while preserving pointers for selective reconstruction.</w:t>
+              <w:t>HSMA proposes a multi-level hierarchy that can demote raw KV into compressed neural state, semantic summaries, concept nodes, and a knowledge graph - while preserving pointers for selective recovery: retrieving evidence, replaying source spans, or rehydrating compressed KV when detail is needed.</w:t>
             </w:r>
           </w:p>
           <w:p>
@@ -292,7 +292,7 @@
                 <w:color w:val="404040"/>
                 <w:sz w:val="19"/>
               </w:rPr>
-              <w:t>Build a Hierarchical Semantic Memory Architecture (HSMA) that continuously converts raw token/KV history into compressed KV, summaries, concepts, and knowledge graphs - while keeping pointers that allow the system to reconstruct only the context it needs.</w:t>
+              <w:t>Build a Hierarchical Semantic Memory Architecture (HSMA) that continuously converts raw token/KV history into compressed KV, summaries, concepts, and knowledge graphs - while keeping pointers that allow the system to recover or regenerate only the context it needs through evidence retrieval, source-span replay, or compressed-KV rehydration.</w:t>
             </w:r>
           </w:p>
         </w:tc>
@@ -550,7 +550,7 @@
                 <w:color w:val="404040"/>
                 <w:sz w:val="18"/>
               </w:rPr>
-              <w:t>A semantic demotion and selective reconstruction layer that links KV-cache management, RAG, summaries, and graph memory into one pointer-preserving hierarchy.</w:t>
+              <w:t>A semantic demotion and selective recovery layer that links KV-cache management, RAG, summaries, and graph memory into one pointer-preserving hierarchy.</w:t>
             </w:r>
           </w:p>
         </w:tc>
@@ -611,7 +611,7 @@
                 <w:color w:val="404040"/>
                 <w:sz w:val="18"/>
               </w:rPr>
-              <w:t>Semantic Memory Controller, Knowledge Cache, Graph Accelerator, KV Demotion Engine, Reconstruction Engine, and longer-term Knowledge Processing Unit.</w:t>
+              <w:t>Semantic Memory Controller, Knowledge Cache, Graph Accelerator, KV Demotion Engine, Selective Recovery Engine, and longer-term Knowledge Processing Unit.</w:t>
             </w:r>
           </w:p>
         </w:tc>
@@ -626,7 +626,7 @@
           <w:rFonts w:ascii="Aptos" w:hAnsi="Aptos"/>
           <w:color w:val="404040"/>
         </w:rPr>
-        <w:t>The strategic hypothesis is that future agentic systems will need a memory abstraction layer comparable in importance to virtual memory, cache hierarchy, and storage hierarchy in classical systems. The difference is that the movement policy is based not only on recency or address locality, but also on semantic utility, future relevance, and reconstructability.</w:t>
+        <w:t>The strategic hypothesis is that future agentic systems will need a memory abstraction layer comparable in importance to virtual memory, cache hierarchy, and storage hierarchy in classical systems. The difference is that the movement policy is based not only on recency or address locality, but also on semantic utility, future relevance, and recoverability.</w:t>
       </w:r>
     </w:p>
     <w:p>
@@ -1103,7 +1103,7 @@
                 <w:color w:val="404040"/>
                 <w:sz w:val="15"/>
               </w:rPr>
-              <w:t>Does not create a semantic hierarchy or future reconstruction model</w:t>
+              <w:t>Does not create a semantic hierarchy or future recovery model</w:t>
             </w:r>
           </w:p>
         </w:tc>
@@ -1695,7 +1695,7 @@
                 <w:color w:val="404040"/>
                 <w:sz w:val="15"/>
               </w:rPr>
-              <w:t>Typically disconnected from neural cache and reconstruction path</w:t>
+              <w:t>Typically disconnected from neural cache and evidence-recovery path</w:t>
             </w:r>
           </w:p>
         </w:tc>
@@ -1772,7 +1772,7 @@
           <w:rFonts w:ascii="Aptos" w:hAnsi="Aptos"/>
           <w:color w:val="404040"/>
         </w:rPr>
-        <w:t>HSMA introduces a multi-resolution memory hierarchy for long-horizon agentic systems. Each level stores the same underlying information at a different level of fidelity, cost, and reconstructability.</w:t>
+        <w:t>HSMA introduces a multi-resolution memory hierarchy for long-horizon agentic systems. Each level stores the same underlying information at a different level of fidelity, cost, and recovery path.</w:t>
       </w:r>
     </w:p>
     <w:p>
@@ -2969,7 +2969,7 @@
                 <w:color w:val="404040"/>
                 <w:sz w:val="15"/>
               </w:rPr>
-              <w:t>Semantic demotion + pointer-preserving hierarchy + selective reconstruction + hardware/runtime co-design</w:t>
+              <w:t>Semantic demotion + pointer-preserving hierarchy + selective recovery + hardware/runtime co-design</w:t>
             </w:r>
           </w:p>
         </w:tc>
@@ -3013,7 +3013,7 @@
           <w:rFonts w:ascii="Aptos" w:hAnsi="Aptos"/>
           <w:color w:val="404040"/>
         </w:rPr>
-        <w:t>The strongest novelty claim is not "we compress KV" or "we build a graph." The stronger claim is: we manage neural, textual, and symbolic memory as a unified hierarchy and introduce runtime/hardware mechanisms for demotion, promotion, and selective reconstruction.</w:t>
+        <w:t>The strongest novelty claim is not "we compress KV" or "we build a graph." The stronger claim is: we manage neural, textual, and symbolic memory as a unified hierarchy and introduce runtime/hardware mechanisms for demotion, promotion, and selective recovery.</w:t>
       </w:r>
     </w:p>
     <w:p>
@@ -3658,7 +3658,7 @@
                 <w:color w:val="17365D"/>
                 <w:sz w:val="15"/>
               </w:rPr>
-              <w:t>6. Reconstruct</w:t>
+              <w:t>6. Recover context</w:t>
             </w:r>
           </w:p>
         </w:tc>
@@ -3687,7 +3687,7 @@
                 <w:color w:val="404040"/>
                 <w:sz w:val="15"/>
               </w:rPr>
-              <w:t>Rebuild only the relevant context branch</w:t>
+              <w:t>Recover only the relevant working context</w:t>
             </w:r>
           </w:p>
         </w:tc>
@@ -3716,7 +3716,7 @@
                 <w:color w:val="404040"/>
                 <w:sz w:val="15"/>
               </w:rPr>
-              <w:t>Load summary, source span, or replay tokens to regenerate KV as needed.</w:t>
+              <w:t>Retrieve source evidence, replay exact source spans to regenerate KV, or rehydrate compressed KV when available.</w:t>
             </w:r>
           </w:p>
         </w:tc>
@@ -3761,7 +3761,7 @@
                 <w:color w:val="404040"/>
                 <w:sz w:val="19"/>
               </w:rPr>
-              <w:t>The architecture does not assume that semantic summaries can perfectly replace KV. It assumes multiple representations can coexist, and that fidelity should be allocated based on predicted future utility and reconstruction cost.</w:t>
+              <w:t>The architecture does not assume that semantic summaries or concept graphs can perfectly recreate old KV. Instead, the hierarchy routes the system to the right evidence when detail matters: raw text spans, tool logs, archived KV, compressed KV, or replayable source tokens. Fidelity is allocated based on predicted future utility and recovery cost.</w:t>
             </w:r>
           </w:p>
         </w:tc>
@@ -3827,7 +3827,7 @@
           <w:rFonts w:ascii="Aptos" w:hAnsi="Aptos"/>
           <w:color w:val="404040"/>
         </w:rPr>
-        <w:t>The near-term implementation should be software-first: a runtime, metadata store, KV compression layer, graph store, and reconstruction policy. The long-term hardware opportunity is to identify which semantic-memory operations become common enough, expensive enough, and structured enough to justify acceleration.</w:t>
+        <w:t>The near-term implementation should be software-first: a runtime, metadata store, KV compression layer, graph store, and selective recovery policy. The long-term hardware opportunity is to identify which semantic-memory operations become common enough, expensive enough, and structured enough to justify acceleration.</w:t>
       </w:r>
     </w:p>
     <w:p>
@@ -4523,7 +4523,7 @@
                 <w:color w:val="17365D"/>
                 <w:sz w:val="14"/>
               </w:rPr>
-              <w:t>Reconstruction Engine</w:t>
+              <w:t>Selective Recovery Engine</w:t>
             </w:r>
           </w:p>
         </w:tc>
@@ -4552,7 +4552,7 @@
                 <w:color w:val="404040"/>
                 <w:sz w:val="14"/>
               </w:rPr>
-              <w:t>Replay, retrieve, or rehydrate context on demand</w:t>
+              <w:t>Retrieve evidence, replay source spans, or rehydrate compressed KV on demand</w:t>
             </w:r>
           </w:p>
         </w:tc>
@@ -4581,7 +4581,7 @@
                 <w:color w:val="404040"/>
                 <w:sz w:val="14"/>
               </w:rPr>
-              <w:t>Batched context rebuilding engine</w:t>
+              <w:t>Batched context recovery/regeneration engine</w:t>
             </w:r>
           </w:p>
         </w:tc>
@@ -4610,7 +4610,7 @@
                 <w:color w:val="404040"/>
                 <w:sz w:val="14"/>
               </w:rPr>
-              <w:t>Avoids full-history reload while restoring needed detail</w:t>
+              <w:t>Avoids full-history reload while restoring the evidence needed for a task</w:t>
             </w:r>
           </w:p>
         </w:tc>
@@ -5447,7 +5447,7 @@
           <w:rFonts w:ascii="Aptos" w:hAnsi="Aptos"/>
           <w:color w:val="404040"/>
         </w:rPr>
-        <w:t>If agentic workloads become dominant, memory management may become as strategically important as model inference throughput. The architecture that controls what the agent remembers, forgets, abstracts, and reconstructs could become a foundational platform layer.</w:t>
+        <w:t>If agentic workloads become dominant, memory management may become as strategically important as model inference throughput. The architecture that controls what the agent remembers, forgets, abstracts, and selectively recovers could become a foundational platform layer.</w:t>
       </w:r>
     </w:p>
     <w:p>
@@ -5955,7 +5955,7 @@
                 <w:color w:val="17365D"/>
                 <w:sz w:val="14"/>
               </w:rPr>
-              <w:t>2. Reconstruction</w:t>
+              <w:t>2. Selective recovery</w:t>
             </w:r>
           </w:p>
         </w:tc>
@@ -5984,7 +5984,7 @@
                 <w:color w:val="404040"/>
                 <w:sz w:val="14"/>
               </w:rPr>
-              <w:t>Prove recoverability</w:t>
+              <w:t>Prove context recovery</w:t>
             </w:r>
           </w:p>
         </w:tc>
@@ -6013,7 +6013,7 @@
                 <w:color w:val="404040"/>
                 <w:sz w:val="14"/>
               </w:rPr>
-              <w:t>Compare raw retrieval, partial replay, compressed KV rehydration</w:t>
+              <w:t>Compare raw evidence retrieval, source-span replay, and compressed-KV rehydration</w:t>
             </w:r>
           </w:p>
         </w:tc>
@@ -6042,7 +6042,7 @@
                 <w:color w:val="404040"/>
                 <w:sz w:val="14"/>
               </w:rPr>
-              <w:t>Target quality within tolerance at lower memory</w:t>
+              <w:t>Maintain quality within tolerance at lower memory</w:t>
             </w:r>
           </w:p>
         </w:tc>
@@ -6251,7 +6251,7 @@
                 <w:color w:val="404040"/>
                 <w:sz w:val="14"/>
               </w:rPr>
-              <w:t>Simulate compression, graph traversal, reconstruction, interconnect movement</w:t>
+              <w:t>Simulate compression, graph traversal, context recovery, interconnect movement</w:t>
             </w:r>
           </w:p>
         </w:tc>
@@ -6697,7 +6697,7 @@
                 <w:color w:val="17365D"/>
                 <w:sz w:val="15"/>
               </w:rPr>
-              <w:t>Selective reconstruction latency</w:t>
+              <w:t>Selective recovery latency</w:t>
             </w:r>
           </w:p>
         </w:tc>
@@ -6755,7 +6755,7 @@
                 <w:color w:val="404040"/>
                 <w:sz w:val="15"/>
               </w:rPr>
-              <w:t>Avoids stalls when old context becomes relevant</w:t>
+              <w:t>Avoids stalls when old evidence becomes relevant</w:t>
             </w:r>
           </w:p>
         </w:tc>
@@ -7179,7 +7179,7 @@
                 <w:color w:val="404040"/>
                 <w:sz w:val="15"/>
               </w:rPr>
-              <w:t>Use downward pointers, confidence scores, and reconstruction tests</w:t>
+              <w:t>Use downward pointers, confidence scores, and recovery tests against source evidence</w:t>
             </w:r>
           </w:p>
         </w:tc>
@@ -7301,7 +7301,7 @@
                 <w:color w:val="17365D"/>
                 <w:sz w:val="16"/>
               </w:rPr>
-              <w:t>Reconstruction quality</w:t>
+              <w:t>Recovery quality</w:t>
             </w:r>
           </w:p>
         </w:tc>
@@ -7330,7 +7330,7 @@
                 <w:color w:val="404040"/>
                 <w:sz w:val="15"/>
               </w:rPr>
-              <w:t>Regenerated context may differ from original neural state</w:t>
+              <w:t>Recovered or replayed context may differ from the original neural state</w:t>
             </w:r>
           </w:p>
         </w:tc>
@@ -8004,7 +8004,7 @@
                 <w:color w:val="404040"/>
                 <w:sz w:val="19"/>
               </w:rPr>
-              <w:t>HSMA is a proposal for a new agentic AI memory layer: one that manages raw KV, compressed neural state, semantic summaries, concept nodes, and knowledge graphs as a single reconstructable hierarchy. The strategic opportunity is to make long-horizon agents scale with understanding, not merely with accumulated tokens.</w:t>
+              <w:t>HSMA is a proposal for a new agentic AI memory layer: one that manages raw KV, compressed neural state, semantic summaries, concept nodes, and knowledge graphs as a single pointer-preserving hierarchy for selective recovery. The strategic opportunity is to make long-horizon agents scale with understanding, not merely with accumulated tokens.</w:t>
             </w:r>
           </w:p>
         </w:tc>
